--- a/Documentation/Research/Jack_Kernel_Long_Horizon_Cognition_Technical_Whitepaper_v0.1.1.docx
+++ b/Documentation/Research/Jack_Kernel_Long_Horizon_Cognition_Technical_Whitepaper_v0.1.1.docx
@@ -33,9 +33,9 @@
         <w:br/>
         <w:t>Version: v0.1.1</w:t>
         <w:br/>
-        <w:t>Document revision: 13 September 2026</w:t>
+        <w:t>Document revision: 17 September 2026</w:t>
         <w:br/>
-        <w:t>Status: Technical whitepaper aligned to the public v0.1.1 release and live-accepted Orchestration Gateway v2 integration. Deep Research, Agentic, and Code Debugging remain reference programs running on the kernel, not the product boundary. Host-conformance claims remain separated from semantic-quality claims. Current public reasoning profiles remain Deep Research X-High -&gt; Medium -&gt; X-High, Agentic X-High -&gt; X-High, Code Debugging Medium, and Code Debugging (Deep) X-High. This revision incorporates supervisory orchestration as an accepted, validated kernel application rather than a merely prospective framework; exact transport details continue to be governed by the dedicated Gateway v2 technical specification and acceptance report.</w:t>
+        <w:t>Status: Research/architecture whitepaper aligned to the current v0.1.1 runtime and validated surgical-resilience baseline. Deep Research, Agentic, and Code Debugging remain reference programs running on the kernel, not the product boundary. Host-conformance claims remain separated from semantic-quality claims. This paper is intentionally non-normative where the Runtime Specification defines exact implementation behavior; its role is to explain the architecture, long-horizon cognition strategy, authority boundaries, and research implications.</w:t>
       </w:r>
     </w:p>
     <w:p>
@@ -43,13 +43,15 @@
         <w:pStyle w:val="JackKicker"/>
       </w:pPr>
       <w:r>
-        <w:t>Current release tag: v0.1.1-orchestration-gateway-v2</w:t>
+        <w:t>Current validated resilience tag: v0.1.1-surgical-resilience</w:t>
         <w:br/>
-        <w:t>Accepted integration commit / published main at this revision: 1d583827715ddd276019a40fbf268ae9d01fbe0b</w:t>
+        <w:t>Validated surgical-resilience runtime commit: 4c8b33cc34e1545f5d564ddbcd2429239bb71297</w:t>
+        <w:br/>
+        <w:t>Current documentation authority: repository main</w:t>
+        <w:br/>
+        <w:t>Historical Gateway v2 integration commit: 1d583827715ddd276019a40fbf268ae9d01fbe0b</w:t>
         <w:br/>
         <w:t>Historical first public pre-beta tag: v0.1.1-pre-beta (6eb38cf)</w:t>
-        <w:br/>
-        <w:t>Accepted release package SHA-256: 6A3A9CC83BEF71D951939FC00AD06313EA80CECB5F245F1E3B27EED20954D8A5</w:t>
         <w:br/>
         <w:t>Repository: github.com/mlangford75-lgtm/Jack-Kernel</w:t>
       </w:r>
@@ -120,7 +122,7 @@
     </w:tbl>
     <w:p>
       <w:r>
-        <w:t>Orchestration Gateway v2 extends the same host-authoritative thesis across a supervisor-to-worker boundary. A cognition-only Jack Orchestrator reasons through Jack's /v1 surface and issues narrow supervisory operations through /jack/orchestration, while Jack privately reaches the privileged Primary Pi worker. Live acceptance established positive run-bound identity, ordered replay, cancellation-versus-physical-settlement semantics, simultaneous supervisor/worker inference through Jack, and deterministic fail-closed behavior when Primary Pi is unavailable. These results strengthen the broader architectural claim without changing the existing reasoning-mode contracts: deterministic software can govern representation, identity, capability, lifetime, and consequence around probabilistic cognition while privileged execution remains explicitly separated.</w:t>
+        <w:t>Orchestration Gateway v2 extends the same host-authoritative thesis across a supervisor-to-worker boundary. The supervisor's model source may vary while the control boundary does not. A local-model orchestration agent reasons through Jack's /v1 surface and controls the worker through /jack/orchestration; a cloud-model orchestration agent keeps its native cloud cognition and uses Jack only for worker supervision. In both cases Jack privately reaches the privileged Primary Pi worker, and Primary Pi reaches its local model through Jack /v1. Live acceptance established positive run-bound identity, ordered replay, cancellation-versus-physical-settlement semantics, simultaneous local supervisor/worker inference through Jack, and deterministic fail-closed behavior when Primary Pi is unavailable. These results strengthen the broader architectural claim without changing the existing reasoning-mode contracts: deterministic software can govern representation, identity, capability, lifetime, and consequence around probabilistic cognition while privileged execution remains explicitly separated.</w:t>
       </w:r>
     </w:p>
     <w:p>
@@ -563,7 +565,9 @@
         <w:pStyle w:val="Normal"/>
       </w:pPr>
       <w:r>
-        <w:t>Supervisor cognition -&gt; Jack inference surface -&gt; Jack-selected backend/model</w:t>
+        <w:t>Local-model supervisor cognition -&gt; Jack /v1 inference surface -&gt; Jack-selected backend/model</w:t>
+        <w:br/>
+        <w:t>Cloud-model supervisor cognition &lt;-&gt; native cloud provider</w:t>
       </w:r>
     </w:p>
     <w:p>
@@ -571,7 +575,7 @@
         <w:pStyle w:val="Normal"/>
       </w:pPr>
       <w:r>
-        <w:t>Supervisor consequence -&gt; Jack orchestration surface -&gt; private worker bridge -&gt; privileged worker</w:t>
+        <w:t>Any supervisor consequence -&gt; Jack orchestration surface -&gt; private worker bridge -&gt; privileged worker</w:t>
       </w:r>
     </w:p>
     <w:p>
@@ -579,7 +583,7 @@
         <w:pStyle w:val="Normal"/>
       </w:pPr>
       <w:r>
-        <w:t>This creates two explicit planes. The inference plane supplies cognition under Jack's normal backend/model abstraction. The supervisory plane exposes narrow operations such as worker status, event observation, task submission, cancellation, and session reset while keeping the private worker bridge and its credential behind Jack. The privileged worker remains the component that actually executes its filesystem, shell, build, and test tools. A supervisor can therefore cause consequential work indirectly without being able to perform that work itself.</w:t>
+        <w:t>This creates two explicit planes without requiring one universal model source. The inference plane supplies local-supervisor and worker cognition under Jack's backend/model abstraction; a cloud supervisor's own cognition stays with its native provider. The supervisory plane exposes narrow operations such as worker status, live event observation, task submission, cancellation, and session reset while keeping the private worker bridge and its credential behind Jack. Every supervisor-to-worker action crosses Jack. Every locally modeled participant reaches the local model through Jack. A supervisor can therefore cause consequential work indirectly without being able to perform that work itself or bypass the public control boundary.</w:t>
       </w:r>
     </w:p>
     <w:p>
@@ -587,7 +591,7 @@
         <w:pStyle w:val="Normal"/>
       </w:pPr>
       <w:r>
-        <w:t>Jack Orchestrator v0.1.0 is the accepted reference client for this pattern: a secondary local Pi configured as a cognition-only supervisor with isolated mutable state and exactly five model-facing semantic operations—worker_status, watch_worker, submit_worker_task, cancel_worker_task, and new_worker_session. Its defining architectural rule is that Jack Orchestrator knows Jack, while Jack owns backend resolution and the private worker-control path. The client is not Jack Kernel itself, and the client's direct-tool restrictions are not silently promoted into universal kernel primitives.</w:t>
+        <w:t>Jack Orchestrator v0.1.0 is the accepted local-model reference client for this pattern: a secondary local Pi configured as a cognition-only supervisor with isolated mutable state and exactly five model-facing semantic operations—worker_status, watch_worker, submit_worker_task, cancel_worker_task, and new_worker_session. Its defining rule is that Jack Orchestrator knows Jack, while Jack owns backend resolution and the private worker-control path. Those exact tool names and direct-tool restrictions are properties of that reference deployment, not universal requirements. Another compatible orchestrator may use a different internal action API if it preserves the same capabilities, identity rules, live-observation discipline, and Jack-only authority boundary.</w:t>
       </w:r>
     </w:p>
     <w:p>
@@ -595,7 +599,7 @@
         <w:pStyle w:val="Normal"/>
       </w:pPr>
       <w:r>
-        <w:t>The accepted orchestration transport makes event identity a host concern rather than a timing guess. Gateway v2 treats task lifecycle as distinct from message streaming; binds message/tool events only when positive Pi run-bound evidence exists; preserves null attribution when no such binding exists; and adds ordered replay so a disconnected supervisor can recover the observable suffix of a run. message_end is not task completion, agent_end is not full controlled-operation settlement, and agent_settled closes the physical run. Those distinctions are central to preventing late or unrelated callbacks from inheriting stale supervisory identity.</w:t>
+        <w:t>The accepted orchestration transport makes event identity a host concern rather than a timing guess. Gateway v2 treats task lifecycle as distinct from message streaming; binds message/tool events only when positive Pi run-bound evidence exists; preserves null attribution when no such binding exists; and adds ordered replay so a disconnected supervisor can recover the observable suffix of a run. Active supervision is therefore event-driven: a compatible supervisor consumes /jack/orchestration/events live while work is active, retaining the last processed seq; status polling is for readiness and terminal reconciliation rather than a replacement for the live stream. message_end is not task completion, agent_end is not full controlled-operation settlement, and agent_settled/runOpen=false closes the physical run. Silence is not settlement, and a supervisor-side SSE timeout is not a worker-state event.</w:t>
       </w:r>
     </w:p>
     <w:p>
@@ -615,7 +619,7 @@
     <w:p>
       <w:pPr/>
       <w:r>
-        <w:t>Jack keeps a bounded 512-event replay window. Reconnect may use Last-Event-ID or ?after=&lt;seq&gt;. If the requested sequence is older than retained history, Gateway v2 returns HTTP 409 orchestration_replay_gap. This buffer is transport-recovery state, not a durable forensic ledger. The design therefore preserves a core long-horizon distinction: persistence, visibility, and authority are separate properties.</w:t>
+        <w:t>Jack keeps a bounded 512-event replay window. Reconnect may use Last-Event-ID or ?after=&lt;seq&gt;. If the requested sequence is older than retained history, Gateway v2 returns HTTP 409 orchestration_replay_gap. This buffer is transport-recovery state, not a durable forensic ledger. A reconnecting supervisor must replay from its last processed seq when possible and reconcile replayed events with current status; it must not reconstruct missed execution from a later status snapshot. If runOpen remains true and the last observed run-bound event is an unterminated tool operation, the only justified statement is that the run is still open and no terminal event for that operation has been observed—not that the worker stopped, the tool hung, or the task failed.</w:t>
       </w:r>
     </w:p>
     <w:p>
@@ -635,19 +639,37 @@
     <w:p>
       <w:pPr/>
       <w:r>
-        <w:t>The supervisory transport runs outside Jack's inference semaphore so a long-lived orchestration call cannot consume the permit needed by Primary Pi's own inference request and deadlock the system against itself. Actual model inference remains semaphore-governed. With the saved launcher concurrency set to 2, live tests proved physical overlap between Primary Pi worker inference and Jack Orchestrator inference through the same Jack Kernel and backend.</w:t>
+        <w:t>The supervisory transport runs outside Jack's inference semaphore so a long-lived orchestration call cannot consume the permit needed by Primary Pi's own inference request and deadlock the system against itself. Actual model inference remains semaphore-governed. With the saved launcher concurrency set to 2, live tests proved physical overlap between Primary Pi worker inference and the local Jack Orchestrator's inference through the same Jack Kernel and backend. This concurrency requirement applies to a local-model supervisor because both cognitive roles use Jack /v1; a cloud-model supervisor's own cognition remains outside Jack on its native provider while Primary Pi inference stays Jack-governed.</w:t>
       </w:r>
     </w:p>
     <w:p>
       <w:pPr/>
       <w:r>
-        <w:t>Gateway v2 also fails closed when its privileged downstream is absent. If Primary Pi or the private bridge on 127.0.0.1:8013 is unavailable while Jack remains alive, Pi-dependent public orchestration operations return HTTP 502 with "Pi control bridge is unavailable"; no fabricated task, direct-backend fallback, or direct-bridge fallback is used. The accepted Primary-Pi bridge SHA-256 is D066FA2F9B8A3735A60F57F028087F314F484B28DBD10640FB3D64A4FA29C664.</w:t>
+        <w:t>Gateway v2 also fails closed when its privileged downstream is absent. If Primary Pi or the private bridge on 127.0.0.1:8013 is unavailable while Jack remains alive, Pi-dependent public orchestration operations return HTTP 502 with "Pi control bridge is unavailable"; no fabricated task, direct-backend fallback, or direct-bridge fallback is used. The current validated Primary-Pi bridge SHA-256 is E758883F3C18CBEFBF5590C720DBEDF7AB8E85D3314B5EA77E277B1A8C3BD3E4. The September 12 acceptance record preserves the earlier D066... bridge identity as historical evidence of the artifact tested on that date.</w:t>
       </w:r>
     </w:p>
     <w:p>
       <w:pPr/>
       <w:r>
-        <w:t>These results do not establish universal interception of every filesystem, shell, or process action inside Primary Pi. The accepted claim is narrower: Jack mediates the supervisor-to-worker control boundary, hides the worker bridge credential and backend topology from the supervisor, and governs the host-owned inference environment around both supervisor and worker cognition. Privileged execution remains with Primary Pi.</w:t>
+        <w:t>These results do not establish universal interception of every filesystem, shell, or process action inside Primary Pi. The accepted claim is narrower: Jack mediates the supervisor-to-worker control boundary, hides the worker bridge credential, and, for locally modeled participants, hides direct backend access. Cloud supervisors keep native cloud cognition but still cross Jack for worker control. The orchestration agent remains responsible for cognitive supervisory judgment; Jack and the worker-control path remain authoritative for admission, identities, attribution, replay sequence, cancellation state, physical settlement, session replacement, and worker availability.</w:t>
+      </w:r>
+    </w:p>
+    <w:p>
+      <w:pPr/>
+      <w:r>
+        <w:t>A robust local-model orchestrator should therefore be implemented as a supervisory runtime rather than a thin chat proxy. It maintains two logically separate Jack clients: an inference client for its own cognition through /v1 and a worker-control/event client for /jack/orchestration. The model decides what work should be delegated, whether a result is adequate, whether more work is needed, and what to tell the user. Deterministic host code validates those proposed actions against current Jack state and owns task admission, task/run identity, run epochs, event provenance, replay cursors, tool lifecycle, session replacement, and physical settlement.</w:t>
+      </w:r>
+    </w:p>
+    <w:p>
+      <w:pPr/>
+      <w:r>
+        <w:t>The host should maintain an authoritative orchestration ledger and a model-safe supervisory projection. The ledger stores sessionInstanceId, task_id, run_id, run_epoch, last processed seq, runOpen/settledAt state, message/tool lifecycle, and enough objective/plan state to recover after an orchestrator restart. The projection tells the model what is known without allowing probabilistic cognition to manufacture authoritative control facts. This extends the project doctrine directly into multi-agent supervision: probabilistic cognition may propose the next supervisory intent, but deterministic software must dispose whether that intent is legal.</w:t>
+      </w:r>
+    </w:p>
+    <w:p>
+      <w:pPr/>
+      <w:r>
+        <w:t>The operational cycle is status gate -&gt; open/maintain SSE -&gt; submit one task -&gt; record task_id -&gt; bind run_id/run_epoch only from Jack -&gt; observe messages/tools live -&gt; observe agent_end -&gt; wait for physical settlement -&gt; evaluate through supervisor cognition -&gt; either finish or submit the next bounded task. Cancellation remains logically distinct from settlement. A supervisor may cognitively decide that cancellation or session replacement is appropriate, but Jack owns whether the request is admitted, whether cancellation actually occurred, whether runOpen remains true, and when settlement is complete. No direct private-bridge or local-backend fallback is compatible with this architecture. ORCHESTRATION_GATEWAY_V2_TECHNICAL_SPEC.md is the canonical protocol/compatibility contract and ORCHESTRATOR_INSTRUCTIONS.md is the canonical operating procedure.</w:t>
       </w:r>
     </w:p>
     <w:p>
@@ -2223,6 +2245,12 @@
     <w:p>
       <w:pPr/>
       <w:r>
+        <w:t>The same separation now applies to evidence provenance. Jack may maintain host-authoritative receipt and origin metadata internally while projecting useful model-readable evidence facts without exposing host-reserved syntax as ordinary text authority. Provenance-looking strings inside a tool payload remain payload; they do not suppress, replace, or impersonate the structural origin owned by Jack. Immediate caller-supplied role=tool resume is marked as caller_supplied_tool_result without rewriting the caller payload. Generic error-looking text is not promoted into structured failure truth. This is a concrete expression of the project rule: strict authority, permissive information.</w:t>
+      </w:r>
+    </w:p>
+    <w:p>
+      <w:pPr/>
+      <w:r>
         <w:t>A successful tool receipt establishes that a tool ran and returned a result within a scoped artifact/evidence epoch; it does not establish every claim made about that result. Agentic uses the full Stage-2 semantic-consolidation pass to preserve narrow grounding/verification semantics, keep challenge to three prospective lenses, and add a separate retrospective Audit for concrete discovered A1 mistakes. Deep Research uses a different epistemic mechanism: tools are unavailable to Thesis and Antithesis, so their role is proposal and friction rather than evidence acquisition; Synthesis alone can use caller tools and owns the authoritative interpretation. Antithesis questions remain advisory even when they expose a useful possibility.</w:t>
       </w:r>
     </w:p>
@@ -3547,7 +3575,13 @@
     <w:p>
       <w:pPr/>
       <w:r>
-        <w:t>v0.1.1 release validation passed Python compilation, backend initial HTTP 5xx retry tests, debugging mode/endpoint/brand/registry tests, release reasoning-profile tests, Pi BOM/default-URL regression tests, and resilience/authority-boundary tests. Release-profile checks confirm direct Off/Medium/X-High behavior; Deep Research Thesis X-High @ 0.85, Antithesis Medium @ 0.70, Synthesis X-High @ 0.70; Agentic X-High @ 0.70 -&gt; X-High @ 0.50; and Standard/Deep Code Debugging reasoning separation. Orchestration Gateway v2 live acceptance additionally established Jack-only Orchestrator routing/isolation, the five-tool supervisory surface, semantic instruction-to-wire prompt adaptation, task/run/epoch identity, positive pi_run_bound attribution and null ownership for unbound events, agent_settled closure, direct and full-topology concurrency, ordered 512-event replay plus explicit 409 replay-gap behavior, cancellation/physical settlement with unsettled-run admission blocking, and deterministic HTTP 502 behavior when Primary Pi is unavailable.</w:t>
+        <w:t>v0.1.1 validation covers the established cognition-program contracts plus the later surgical-resilience pass. Release-profile checks confirm direct Off/Medium/X-High behavior; Deep Research Thesis X-High @ 0.85, Antithesis Medium @ 0.70, Synthesis X-High @ 0.70; Agentic X-High @ 0.70 -&gt; X-High @ 0.50; and Standard/Deep Code Debugging reasoning separation. Gateway v2 validation established run-bound identity, replay/gap behavior, cancellation versus physical settlement, concurrency, and deterministic downstream failure. The surgical-resilience baseline further validated structural evidence-origin ownership with payload preservation, immediate-resume provenance, compatibility-adjusted payload persistence across later retries, additive fail-soft runtime-component identity, Pi retry-epoch/priorError semantics, and recoverable structured tool failures that remain diagnostic without poisoning successful completion. The current validated Primary-Pi bridge is E758883F3C18CBEFBF5590C720DBEDF7AB8E85D3314B5EA77E277B1A8C3BD3E4.</w:t>
+      </w:r>
+    </w:p>
+    <w:p>
+      <w:pPr/>
+      <w:r>
+        <w:t>These resilience changes deliberately avoid an over-hardened design that throws away information. Jack tightens who owns authority while preserving model/tool payloads that remain useful for the task. The architecture therefore treats authority and information retention as separate dimensions rather than equating safety with aggressive deletion.</w:t>
       </w:r>
     </w:p>
     <w:p>

--- a/Documentation/Research/Jack_Kernel_Long_Horizon_Cognition_Technical_Whitepaper_v0.1.1.docx
+++ b/Documentation/Research/Jack_Kernel_Long_Horizon_Cognition_Technical_Whitepaper_v0.1.1.docx
@@ -645,7 +645,7 @@
     <w:p>
       <w:pPr/>
       <w:r>
-        <w:t>Gateway v2 also fails closed when its privileged downstream is absent. If Primary Pi or the private bridge on 127.0.0.1:8013 is unavailable while Jack remains alive, Pi-dependent public orchestration operations return HTTP 502 with "Pi control bridge is unavailable"; no fabricated task, direct-backend fallback, or direct-bridge fallback is used. The current validated Primary-Pi bridge SHA-256 is E758883F3C18CBEFBF5590C720DBEDF7AB8E85D3314B5EA77E277B1A8C3BD3E4. The September 12 acceptance record preserves the earlier D066... bridge identity as historical evidence of the artifact tested on that date.</w:t>
+        <w:t>Gateway v2 also fails closed when its privileged downstream is absent. If Primary Pi or the private bridge on 127.0.0.1:8013 is unavailable while Jack remains alive, Pi-dependent public orchestration operations return HTTP 502 with "Pi control bridge is unavailable"; no fabricated task, direct-backend fallback, or direct-bridge fallback is used. The current validated Primary-Pi bridge SHA-256 for the Windows CRLF representation is E758883F3C18CBEFBF5590C720DBEDF7AB8E85D3314B5EA77E277B1A8C3BD3E4; the canonical repository LF representation SHA-256 is 723338D4F67295AEC5B75886EFEF7843C1A44D01934BF9CBB7C2304B4603F92C. The September 12 acceptance record preserves the earlier D066... bridge identity as historical evidence of the artifact tested on that date.</w:t>
       </w:r>
     </w:p>
     <w:p>
@@ -1586,7 +1586,7 @@
     <w:p>
       <w:pPr/>
       <w:r>
-        <w:t>After Stage-2 EOS, Jack freezes the XML text apart from surrounding whitespace, completes the enabled Stage-1 forensic archive, clears native cognition only after the semantic-consolidation pass has completed, and emits Jack XML followed by the exact frozen A1. There is no selector and no post-XML answer generation. On the next normal Agentic turn, all completed exact user messages and visible committed assistant artifacts supplied by the caller remain in ordinary order; completed Agentic artifacts are strongly semantic XML+A1. Historical native reasoning and consumed tool protocol are pruned, producing a durable sequence of context-efficient turn capsules.</w:t>
+        <w:t>After Stage-2 EOS, when valid nonempty Jack XML exists, Jack freezes the XML text apart from surrounding whitespace, attempts the enabled Stage-1 forensic archive on a best-effort basis, clears native cognition only after the semantic-consolidation pass has completed, and emits Jack XML followed by the exact frozen A1. Archive failure does not revoke this full commit. If Stage 2 cannot complete after a trustworthy A1 has already been frozen, Jack instead preserves that exact A1 as a degraded completion without fabricating Jack XML. There is no selector and no post-XML answer generation. On the next normal Agentic turn after a full completion, all completed exact user messages and visible committed assistant artifacts supplied by the caller remain in ordinary order; completed full Agentic artifacts are strongly semantic XML+A1. Historical native reasoning and consumed tool protocol are pruned, producing a durable sequence of context-efficient turn capsules.</w:t>
       </w:r>
     </w:p>
     <w:p>
@@ -1600,7 +1600,7 @@
     <w:p>
       <w:pPr/>
       <w:r>
-        <w:t>In STAGE mode, Jack captures completed Stage-1 native reasoning and exact tool chronology before consumed Stage-1 tool protocol is retired. The snapshot stays private host metadata through Stage 2. After Stage 2 succeeds, the record is atomically committed with hashes of frozen A1 and Jack XML under the Agentic forensic naming/path surface. Stage-2 XML reasoning is intentionally excluded. Agentic fails closed if this required pre-commit archive cannot be written. The archive is never automatically rehydrated and is distinct from the live turn capsule.</w:t>
+        <w:t>In STAGE mode, Jack captures completed Stage-1 native reasoning and exact tool chronology before consumed Stage-1 tool protocol is retired. The snapshot stays private host metadata through Stage 2. After Stage 2 succeeds, Jack attempts to atomically commit the record with hashes of frozen A1 and Jack XML under the Agentic forensic naming/path surface. Stage-2 XML reasoning is intentionally excluded. This archive is best-effort host observability rather than answer authority: if it cannot be written, Jack logs the failure, discards the private snapshot, and still preserves and releases the completed frozen A1 + Jack XML. The archive is never automatically rehydrated and is distinct from the live turn capsule.</w:t>
       </w:r>
     </w:p>
     <w:p>
@@ -3575,7 +3575,7 @@
     <w:p>
       <w:pPr/>
       <w:r>
-        <w:t>v0.1.1 validation covers the established cognition-program contracts plus the later surgical-resilience pass. Release-profile checks confirm direct Off/Medium/X-High behavior; Deep Research Thesis X-High @ 0.85, Antithesis Medium @ 0.70, Synthesis X-High @ 0.70; Agentic X-High @ 0.70 -&gt; X-High @ 0.50; and Standard/Deep Code Debugging reasoning separation. Gateway v2 validation established run-bound identity, replay/gap behavior, cancellation versus physical settlement, concurrency, and deterministic downstream failure. The surgical-resilience baseline further validated structural evidence-origin ownership with payload preservation, immediate-resume provenance, compatibility-adjusted payload persistence across later retries, additive fail-soft runtime-component identity, Pi retry-epoch/priorError semantics, and recoverable structured tool failures that remain diagnostic without poisoning successful completion. The current validated Primary-Pi bridge is E758883F3C18CBEFBF5590C720DBEDF7AB8E85D3314B5EA77E277B1A8C3BD3E4.</w:t>
+        <w:t>v0.1.1 validation covers the established cognition-program contracts plus the later surgical-resilience pass. Release-profile checks confirm direct Off/Medium/X-High behavior; Deep Research Thesis X-High @ 0.85, Antithesis Medium @ 0.70, Synthesis X-High @ 0.70; Agentic X-High @ 0.70 -&gt; X-High @ 0.50; and Standard/Deep Code Debugging reasoning separation. Gateway v2 validation established run-bound identity, replay/gap behavior, cancellation versus physical settlement, concurrency, and deterministic downstream failure. The surgical-resilience baseline further validated structural evidence-origin ownership with payload preservation, immediate-resume provenance, compatibility-adjusted payload persistence across later retries, additive fail-soft runtime-component identity, Pi retry-epoch/priorError semantics, and recoverable structured tool failures that remain diagnostic without poisoning successful completion. The current validated Primary-Pi bridge Windows CRLF SHA-256 is E758883F3C18CBEFBF5590C720DBEDF7AB8E85D3314B5EA77E277B1A8C3BD3E4; the canonical repository LF SHA-256 is 723338D4F67295AEC5B75886EFEF7843C1A44D01934BF9CBB7C2304B4603F92C.</w:t>
       </w:r>
     </w:p>
     <w:p>

--- a/Documentation/Research/Jack_Kernel_Long_Horizon_Cognition_Technical_Whitepaper_v0.1.1.docx
+++ b/Documentation/Research/Jack_Kernel_Long_Horizon_Cognition_Technical_Whitepaper_v0.1.1.docx
@@ -684,6 +684,146 @@
       <w:pPr/>
       <w:r>
         <w:t>For long-horizon systems, the contribution is not merely another multi-agent wiring pattern. Gateway v2 gives supervisory work explicit host-owned identity, epochs, replay boundaries, cancellation state, and settlement. That prevents temporal proximity from becoming false causal attribution, gives disconnected observers an explicit continuity contract, and prevents a physically unfinished run from being mistaken for a clean boundary into the next task. The same doctrine used inside Jack's cognition programs—separate canonical state from projection, separate observability from authority, and retire or preserve representations according to their role—now extends across a supervisor/worker lifecycle.</w:t>
+      </w:r>
+    </w:p>
+    <w:p>
+      <w:r>
+        <w:t>Be strict about truth, identity, authority, and irreversible consequences; be resilient about useful work.</w:t>
+      </w:r>
+    </w:p>
+    <w:p>
+      <w:pPr>
+        <w:pStyle w:val="Heading2"/>
+      </w:pPr>
+      <w:r>
+        <w:t>CURRENT ARCHITECTURE UPDATE — 23 SEPTEMBER 2026</w:t>
+      </w:r>
+    </w:p>
+    <w:p>
+      <w:r>
+        <w:t>This whitepaper remains a Jack Kernel v0.1.1 document. PR #15 (7cf530d33c28f62c8ee057c1dd236173124d95d7) adds the accepted multi-endpoint runtime-lane substrate; PR #16/current main (f8be952d704c8d429cffac6dafe05338fe86a8e6) adds non-authoritative runtime activity observability. These additions extend deterministic runtime ownership across several live lanes while preserving all previously documented cognition architecture and historical evidence below.</w:t>
+      </w:r>
+    </w:p>
+    <w:p>
+      <w:pPr>
+        <w:pStyle w:val="Heading2"/>
+      </w:pPr>
+      <w:r>
+        <w:t>2.2 Multi-Endpoint Runtime Topology and Deterministic Ownership</w:t>
+      </w:r>
+    </w:p>
+    <w:p>
+      <w:r>
+        <w:t>The multi-endpoint upgrade extends Jack's host-authoritative thesis from one practical endpoint to multiple independently addressable runtime lanes. The central change is logical runtime identity that survives transport movement while keeping state, worker ownership, and authority separation explicit.</w:t>
+      </w:r>
+    </w:p>
+    <w:p>
+      <w:pPr>
+        <w:pStyle w:val="Heading3"/>
+      </w:pPr>
+      <w:r>
+        <w:t>2.2.1 Logical identity is not transport location</w:t>
+      </w:r>
+    </w:p>
+    <w:p>
+      <w:r>
+        <w:t>A network endpoint answers where a process can currently be reached; it does not answer who owns the work. Runtime identity is represented by runtime_id, lane_id, mode, session/task/run identity where applicable, run_epoch, and authority/security context. Endpoint reassignment changes reachability, not logical ownership.</w:t>
+      </w:r>
+    </w:p>
+    <w:p>
+      <w:pPr>
+        <w:pStyle w:val="Heading3"/>
+      </w:pPr>
+      <w:r>
+        <w:t>2.2.2 Runtime registry, liveness, and positive live verification</w:t>
+      </w:r>
+    </w:p>
+    <w:p>
+      <w:r>
+        <w:t>Runtime manifests provide discovery evidence, not sovereign authority. Named Pi providers locate a candidate endpoint from the registry and positively verify /health.runtime_id before binding. A stale manifest status must not veto a successfully verified live runtime. Duplicate live runtime_id ownership is rejected; stale identity can be reclaimed only after OS-appropriate liveness checking establishes that the previous owner is gone.</w:t>
+      </w:r>
+    </w:p>
+    <w:p>
+      <w:pPr>
+        <w:pStyle w:val="Heading3"/>
+      </w:pPr>
+      <w:r>
+        <w:t>2.2.3 Lane isolation and worker binding</w:t>
+      </w:r>
+    </w:p>
+    <w:p>
+      <w:r>
+        <w:t>The first architecture uses separate Jack OS processes as the lane isolation boundary. Privileged worker ownership is two-sided: Jack lane to named Pi worker/bridge, and Pi provider back to the owning Jack runtime_id. Endpoint fallback preserves these logical bindings. Shared multi-tenant privileged workers remain outside accepted scope.</w:t>
+      </w:r>
+    </w:p>
+    <w:p>
+      <w:pPr>
+        <w:pStyle w:val="Heading3"/>
+      </w:pPr>
+      <w:r>
+        <w:t>2.2.4 Backend admission boundary</w:t>
+      </w:r>
+    </w:p>
+    <w:p>
+      <w:r>
+        <w:t>Independent lane availability and process-local semaphores do not constitute fleet-wide GPU admission control. Accepted multi-lane evidence establishes request coexistence against shared model infrastructure; it does not, by itself, establish physically simultaneous GPU generation. Fleet-wide concurrency requires a separately qualified backend or admission mechanism.</w:t>
+      </w:r>
+    </w:p>
+    <w:p>
+      <w:pPr>
+        <w:pStyle w:val="Heading3"/>
+      </w:pPr>
+      <w:r>
+        <w:t>2.2.5 Non-authoritative observability</w:t>
+      </w:r>
+    </w:p>
+    <w:p>
+      <w:r>
+        <w:t>Authenticated GET /jack/runtime/status exposes process-local activity but has no stage, answer, commit, cancellation, or execution authority. Telemetry failure may degrade telemetry; it may not cancel cognition, rewrite output, block freeze/commit, replace a model exception, or convert a valid run into a failed run. Untrustworthy telemetry reports degraded/unknown rather than fabricated state.</w:t>
+      </w:r>
+    </w:p>
+    <w:p>
+      <w:pPr>
+        <w:pStyle w:val="Heading3"/>
+      </w:pPr>
+      <w:r>
+        <w:t>2.2.6 Transport-independent continuation and resilience versus authority</w:t>
+      </w:r>
+    </w:p>
+    <w:p>
+      <w:r>
+        <w:t>Client disconnect is a transport observation, not cognition-cancellation authority. Jack is strict about truth, identity, credentials, run ownership, security, integrity, and irreversible consequences while remaining resilient through recoverable endpoint, registry, telemetry, and client-transport failures.</w:t>
+      </w:r>
+    </w:p>
+    <w:p>
+      <w:pPr>
+        <w:pStyle w:val="Heading3"/>
+      </w:pPr>
+      <w:r>
+        <w:t>2.2.7 Scope and non-goals</w:t>
+      </w:r>
+    </w:p>
+    <w:p>
+      <w:r>
+        <w:t>The upgrade changes runtime topology and binding, not Agentic, Deep Research, Code Debugging, Preserve Thinking, Jack XML, stage authority, freeze/commit, or durability. It does not add a global scheduler, automatic mode/lane selection, cross-process GPU scheduler, automatic workload balancing, detached-job framework, shared multi-tenant privileged workers, or arbitrary in-process lane multiplexing.</w:t>
+      </w:r>
+    </w:p>
+    <w:p>
+      <w:pPr>
+        <w:pStyle w:val="Heading3"/>
+      </w:pPr>
+      <w:r>
+        <w:t>2.2.8 Acceptance evidence</w:t>
+      </w:r>
+    </w:p>
+    <w:p>
+      <w:r>
+        <w:t>Qualification covered multiple live Jack runtimes, port fallback and fallback-disabled failure, isolation, stale identity reclaim, duplicate live identity rejection, independent Agentic and Deep Research histories, named Pi worker isolation, credential/bridge rejection, fallback rediscovery, provider binding to the owning runtime, and full Agentic/Deep Research end-to-end execution. This establishes deterministic ownership across several live lanes, not unlimited physical backend concurrency.</w:t>
+      </w:r>
+    </w:p>
+    <w:p>
+      <w:r>
+        <w:t>Evidence clarification: earlier concurrency language elsewhere in this historical whitepaper remains preserved, but current interpretation is request coexistence through shared infrastructure unless a backend-specific test independently proves physical parallel generation.</w:t>
       </w:r>
     </w:p>
     <w:p>

--- a/Documentation/Research/Jack_Kernel_Long_Horizon_Cognition_Technical_Whitepaper_v0.1.1.docx
+++ b/Documentation/Research/Jack_Kernel_Long_Horizon_Cognition_Technical_Whitepaper_v0.1.1.docx
@@ -645,7 +645,7 @@
     <w:p>
       <w:pPr/>
       <w:r>
-        <w:t>Gateway v2 also fails closed when its privileged downstream is absent. If Primary Pi or the private bridge on 127.0.0.1:8013 is unavailable while Jack remains alive, Pi-dependent public orchestration operations return HTTP 502 with "Pi control bridge is unavailable"; no fabricated task, direct-backend fallback, or direct-bridge fallback is used. The current validated Primary-Pi bridge SHA-256 for the Windows CRLF representation is E758883F3C18CBEFBF5590C720DBEDF7AB8E85D3314B5EA77E277B1A8C3BD3E4; the canonical repository LF representation SHA-256 is 723338D4F67295AEC5B75886EFEF7843C1A44D01934BF9CBB7C2304B4603F92C. The September 12 acceptance record preserves the earlier D066... bridge identity as historical evidence of the artifact tested on that date.</w:t>
+        <w:t>Gateway v2 also fails closed when its privileged downstream is absent. If Primary Pi or the private bridge on 127.0.0.1:8013 is unavailable while Jack remains alive, Pi-dependent public orchestration operations return HTTP 502 with "Pi control bridge is unavailable"; no fabricated task, direct-backend fallback, or direct-bridge fallback is used. A prior validated Gateway v2 Primary-Pi bridge identity at that revision was Windows CRLF SHA-256 E758883F3C18CBEFBF5590C720DBEDF7AB8E85D3314B5EA77E277B1A8C3BD3E4; the canonical repository LF identity at that revision was SHA-256 723338D4F67295AEC5B75886EFEF7843C1A44D01934BF9CBB7C2304B4603F92C. The September 12 acceptance record preserves the earlier D066... bridge identity as historical evidence of the artifact tested on that date.</w:t>
       </w:r>
     </w:p>
     <w:p>
@@ -701,7 +701,7 @@
     </w:p>
     <w:p>
       <w:r>
-        <w:t>This whitepaper remains a Jack Kernel v0.1.1 document. PR #15 (7cf530d33c28f62c8ee057c1dd236173124d95d7) adds the accepted multi-endpoint runtime-lane substrate; PR #16/current main (f8be952d704c8d429cffac6dafe05338fe86a8e6) adds non-authoritative runtime activity observability. These additions extend deterministic runtime ownership across several live lanes while preserving all previously documented cognition architecture and historical evidence below.</w:t>
+        <w:t>This whitepaper remains a Jack Kernel v0.1.1 document. PR #15 merged the accepted multi-endpoint runtime-lane substrate at 7cf530d33c28f62c8ee057c1dd236173124d95d7; PR #16 merged the runtime-observability baseline at f8be952d704c8d429cffac6dafe05338fe86a8e6. These additions extend deterministic runtime ownership across several live lanes while preserving all previously documented cognition architecture and historical evidence below. The current validated Primary-Pi bridge identities are Windows CRLF SHA-256 93A6843CDAAEDA637474B584919ED003930296DE281570E3DDC391F54EF65565 and canonical repository LF SHA-256 8FFD33FD33AE15A785E2BF9015F17FC14F1DE27B09515D5E868EC163D54C15F0.</w:t>
       </w:r>
     </w:p>
     <w:p>
@@ -709,7 +709,7 @@
         <w:pStyle w:val="Heading2"/>
       </w:pPr>
       <w:r>
-        <w:t>2.2 Multi-Endpoint Runtime Topology and Deterministic Ownership</w:t>
+        <w:t>2.4 Multi-Endpoint Runtime Topology and Deterministic Ownership</w:t>
       </w:r>
     </w:p>
     <w:p>
@@ -722,7 +722,7 @@
         <w:pStyle w:val="Heading3"/>
       </w:pPr>
       <w:r>
-        <w:t>2.2.1 Logical identity is not transport location</w:t>
+        <w:t>2.4.1 Logical identity is not transport location</w:t>
       </w:r>
     </w:p>
     <w:p>
@@ -735,7 +735,7 @@
         <w:pStyle w:val="Heading3"/>
       </w:pPr>
       <w:r>
-        <w:t>2.2.2 Runtime registry, liveness, and positive live verification</w:t>
+        <w:t>2.4.2 Runtime registry, liveness, and positive live verification</w:t>
       </w:r>
     </w:p>
     <w:p>
@@ -748,7 +748,7 @@
         <w:pStyle w:val="Heading3"/>
       </w:pPr>
       <w:r>
-        <w:t>2.2.3 Lane isolation and worker binding</w:t>
+        <w:t>2.4.3 Lane isolation and worker binding</w:t>
       </w:r>
     </w:p>
     <w:p>
@@ -761,7 +761,7 @@
         <w:pStyle w:val="Heading3"/>
       </w:pPr>
       <w:r>
-        <w:t>2.2.4 Backend admission boundary</w:t>
+        <w:t>2.4.4 Backend admission boundary</w:t>
       </w:r>
     </w:p>
     <w:p>
@@ -774,7 +774,7 @@
         <w:pStyle w:val="Heading3"/>
       </w:pPr>
       <w:r>
-        <w:t>2.2.5 Non-authoritative observability</w:t>
+        <w:t>2.4.5 Non-authoritative observability</w:t>
       </w:r>
     </w:p>
     <w:p>
@@ -787,7 +787,7 @@
         <w:pStyle w:val="Heading3"/>
       </w:pPr>
       <w:r>
-        <w:t>2.2.6 Transport-independent continuation and resilience versus authority</w:t>
+        <w:t>2.4.6 Transport-independent continuation and resilience versus authority</w:t>
       </w:r>
     </w:p>
     <w:p>
@@ -800,7 +800,7 @@
         <w:pStyle w:val="Heading3"/>
       </w:pPr>
       <w:r>
-        <w:t>2.2.7 Scope and non-goals</w:t>
+        <w:t>2.4.7 Scope and non-goals</w:t>
       </w:r>
     </w:p>
     <w:p>
@@ -813,7 +813,7 @@
         <w:pStyle w:val="Heading3"/>
       </w:pPr>
       <w:r>
-        <w:t>2.2.8 Acceptance evidence</w:t>
+        <w:t>2.4.8 Acceptance evidence</w:t>
       </w:r>
     </w:p>
     <w:p>
@@ -3715,7 +3715,7 @@
     <w:p>
       <w:pPr/>
       <w:r>
-        <w:t>v0.1.1 validation covers the established cognition-program contracts plus the later surgical-resilience pass. Release-profile checks confirm direct Off/Medium/X-High behavior; Deep Research Thesis X-High @ 0.85, Antithesis Medium @ 0.70, Synthesis X-High @ 0.70; Agentic X-High @ 0.70 -&gt; X-High @ 0.50; and Standard/Deep Code Debugging reasoning separation. Gateway v2 validation established run-bound identity, replay/gap behavior, cancellation versus physical settlement, concurrency, and deterministic downstream failure. The surgical-resilience baseline further validated structural evidence-origin ownership with payload preservation, immediate-resume provenance, compatibility-adjusted payload persistence across later retries, additive fail-soft runtime-component identity, Pi retry-epoch/priorError semantics, and recoverable structured tool failures that remain diagnostic without poisoning successful completion. The current validated Primary-Pi bridge Windows CRLF SHA-256 is E758883F3C18CBEFBF5590C720DBEDF7AB8E85D3314B5EA77E277B1A8C3BD3E4; the canonical repository LF SHA-256 is 723338D4F67295AEC5B75886EFEF7843C1A44D01934BF9CBB7C2304B4603F92C.</w:t>
+        <w:t>v0.1.1 validation covers the established cognition-program contracts plus the later surgical-resilience pass. Release-profile checks confirm direct Off/Medium/X-High behavior; Deep Research Thesis X-High @ 0.85, Antithesis Medium @ 0.70, Synthesis X-High @ 0.70; Agentic X-High @ 0.70 -&gt; X-High @ 0.50; and Standard/Deep Code Debugging reasoning separation. Gateway v2 validation established run-bound identity, replay/gap behavior, cancellation versus physical settlement, concurrency, and deterministic downstream failure. The surgical-resilience baseline further validated structural evidence-origin ownership with payload preservation, immediate-resume provenance, compatibility-adjusted payload persistence across later retries, additive fail-soft runtime-component identity, Pi retry-epoch/priorError semantics, and recoverable structured tool failures that remain diagnostic without poisoning successful completion. At that Gateway v2/surgical-resilience revision, the validated Primary-Pi bridge identity was Windows CRLF SHA-256 E758883F3C18CBEFBF5590C720DBEDF7AB8E85D3314B5EA77E277B1A8C3BD3E4; the canonical repository LF identity at that revision was SHA-256 723338D4F67295AEC5B75886EFEF7843C1A44D01934BF9CBB7C2304B4603F92C.</w:t>
       </w:r>
     </w:p>
     <w:p>
